--- a/special/academia/HKUST/CIVL 1100/lab 3/submission - Lab-3.2 Lab report template for Geotechnical Engineering experiments_2024S.docx
+++ b/special/academia/HKUST/CIVL 1100/lab 3/submission - Lab-3.2 Lab report template for Geotechnical Engineering experiments_2024S.docx
@@ -318,19 +318,38 @@
       </w:r>
       <w:r>
         <w:rPr>
+          <w:rFonts w:eastAsiaTheme="minorEastAsia" w:hint="eastAsia"/>
+          <w:color w:val="000000" w:themeColor="text1"/>
+          <w:sz w:val="28"/>
+          <w:szCs w:val="28"/>
+          <w:lang w:eastAsia="zh-TW"/>
+        </w:rPr>
+        <w:t xml:space="preserve">Hau </w:t>
+      </w:r>
+      <w:r>
+        <w:rPr>
+          <w:rFonts w:eastAsiaTheme="minorEastAsia" w:hint="eastAsia"/>
+          <w:color w:val="000000" w:themeColor="text1"/>
+          <w:sz w:val="28"/>
+          <w:szCs w:val="28"/>
+          <w:lang w:eastAsia="zh-TW"/>
+        </w:rPr>
+        <w:t>Ka</w:t>
+      </w:r>
+      <w:r>
+        <w:rPr>
           <w:rFonts w:eastAsia="Times New Roman"/>
           <w:color w:val="000000" w:themeColor="text1"/>
           <w:sz w:val="28"/>
           <w:szCs w:val="28"/>
         </w:rPr>
-        <w:t>Tai Hok Yi</w:t>
+        <w:t xml:space="preserve"> Yi</w:t>
       </w:r>
     </w:p>
     <w:p>
       <w:pPr>
         <w:ind w:left="2410"/>
       </w:pPr>
-      <w:proofErr w:type="gramStart"/>
       <w:r>
         <w:rPr>
           <w:rFonts w:eastAsia="Times New Roman"/>
@@ -338,9 +357,18 @@
           <w:sz w:val="28"/>
           <w:szCs w:val="28"/>
         </w:rPr>
-        <w:t>So</w:t>
-      </w:r>
-      <w:proofErr w:type="gramEnd"/>
+        <w:t>S</w:t>
+      </w:r>
+      <w:r>
+        <w:rPr>
+          <w:rFonts w:eastAsiaTheme="minorEastAsia" w:hint="eastAsia"/>
+          <w:color w:val="000000" w:themeColor="text1"/>
+          <w:sz w:val="28"/>
+          <w:szCs w:val="28"/>
+          <w:lang w:eastAsia="zh-TW"/>
+        </w:rPr>
+        <w:t>u</w:t>
+      </w:r>
       <w:r>
         <w:rPr>
           <w:rFonts w:eastAsia="Times New Roman"/>
@@ -348,13 +376,18 @@
           <w:sz w:val="28"/>
           <w:szCs w:val="28"/>
         </w:rPr>
-        <w:t xml:space="preserve"> Chun Hin</w:t>
-      </w:r>
-    </w:p>
-    <w:p>
-      <w:pPr>
-        <w:ind w:left="2410"/>
-      </w:pPr>
+        <w:t xml:space="preserve">o </w:t>
+      </w:r>
+      <w:r>
+        <w:rPr>
+          <w:rFonts w:eastAsiaTheme="minorEastAsia" w:hint="eastAsia"/>
+          <w:color w:val="000000" w:themeColor="text1"/>
+          <w:sz w:val="28"/>
+          <w:szCs w:val="28"/>
+          <w:lang w:eastAsia="zh-TW"/>
+        </w:rPr>
+        <w:t>X</w:t>
+      </w:r>
       <w:r>
         <w:rPr>
           <w:rFonts w:eastAsia="Times New Roman"/>
@@ -362,13 +395,18 @@
           <w:sz w:val="28"/>
           <w:szCs w:val="28"/>
         </w:rPr>
-        <w:t>Siu Ka Ho</w:t>
-      </w:r>
-    </w:p>
-    <w:p>
-      <w:pPr>
-        <w:ind w:left="2410"/>
-      </w:pPr>
+        <w:t xml:space="preserve">un </w:t>
+      </w:r>
+      <w:r>
+        <w:rPr>
+          <w:rFonts w:eastAsiaTheme="minorEastAsia" w:hint="eastAsia"/>
+          <w:color w:val="000000" w:themeColor="text1"/>
+          <w:sz w:val="28"/>
+          <w:szCs w:val="28"/>
+          <w:lang w:eastAsia="zh-TW"/>
+        </w:rPr>
+        <w:t>X</w:t>
+      </w:r>
       <w:r>
         <w:rPr>
           <w:rFonts w:eastAsia="Times New Roman"/>
@@ -376,10 +414,17 @@
           <w:sz w:val="28"/>
           <w:szCs w:val="28"/>
         </w:rPr>
-        <w:t>Hau Danielle Vaness</w:t>
-      </w:r>
-    </w:p>
-    <w:p>
+        <w:t>in</w:t>
+      </w:r>
+    </w:p>
+    <w:p>
+      <w:pPr>
+        <w:ind w:left="2410"/>
+        <w:rPr>
+          <w:rFonts w:eastAsiaTheme="minorEastAsia" w:hint="eastAsia"/>
+          <w:lang w:eastAsia="zh-TW"/>
+        </w:rPr>
+      </w:pPr>
       <w:r>
         <w:rPr>
           <w:rFonts w:eastAsia="Times New Roman"/>
@@ -387,10 +432,17 @@
           <w:sz w:val="28"/>
           <w:szCs w:val="28"/>
         </w:rPr>
-        <w:t>Student ID number</w:t>
-      </w:r>
-      <w:r>
-        <w:tab/>
+        <w:t xml:space="preserve">Siu </w:t>
+      </w:r>
+      <w:r>
+        <w:rPr>
+          <w:rFonts w:eastAsiaTheme="minorEastAsia" w:hint="eastAsia"/>
+          <w:color w:val="000000" w:themeColor="text1"/>
+          <w:sz w:val="28"/>
+          <w:szCs w:val="28"/>
+          <w:lang w:eastAsia="zh-TW"/>
+        </w:rPr>
+        <w:t>Hok</w:t>
       </w:r>
       <w:r>
         <w:rPr>
@@ -399,10 +451,32 @@
           <w:sz w:val="28"/>
           <w:szCs w:val="28"/>
         </w:rPr>
-        <w:t>:</w:t>
-      </w:r>
-      <w:r>
-        <w:tab/>
+        <w:t xml:space="preserve"> </w:t>
+      </w:r>
+      <w:r>
+        <w:rPr>
+          <w:rFonts w:eastAsiaTheme="minorEastAsia" w:hint="eastAsia"/>
+          <w:color w:val="000000" w:themeColor="text1"/>
+          <w:sz w:val="28"/>
+          <w:szCs w:val="28"/>
+          <w:lang w:eastAsia="zh-TW"/>
+        </w:rPr>
+        <w:t>Vaness</w:t>
+      </w:r>
+    </w:p>
+    <w:p>
+      <w:pPr>
+        <w:ind w:left="2410"/>
+      </w:pPr>
+      <w:r>
+        <w:rPr>
+          <w:rFonts w:eastAsiaTheme="minorEastAsia" w:hint="eastAsia"/>
+          <w:color w:val="000000" w:themeColor="text1"/>
+          <w:sz w:val="28"/>
+          <w:szCs w:val="28"/>
+          <w:lang w:eastAsia="zh-TW"/>
+        </w:rPr>
+        <w:t>Tai</w:t>
       </w:r>
       <w:r>
         <w:rPr>
@@ -411,13 +485,20 @@
           <w:sz w:val="28"/>
           <w:szCs w:val="28"/>
         </w:rPr>
-        <w:t>21052707</w:t>
-      </w:r>
-    </w:p>
-    <w:p>
-      <w:pPr>
-        <w:ind w:left="2892"/>
-      </w:pPr>
+        <w:t xml:space="preserve"> Danielle </w:t>
+      </w:r>
+      <w:r>
+        <w:rPr>
+          <w:rFonts w:eastAsiaTheme="minorEastAsia" w:hint="eastAsia"/>
+          <w:color w:val="000000" w:themeColor="text1"/>
+          <w:sz w:val="28"/>
+          <w:szCs w:val="28"/>
+          <w:lang w:eastAsia="zh-TW"/>
+        </w:rPr>
+        <w:t>Ho</w:t>
+      </w:r>
+    </w:p>
+    <w:p>
       <w:r>
         <w:rPr>
           <w:rFonts w:eastAsia="Times New Roman"/>
@@ -425,13 +506,11 @@
           <w:sz w:val="28"/>
           <w:szCs w:val="28"/>
         </w:rPr>
-        <w:t>21062245</w:t>
-      </w:r>
-    </w:p>
-    <w:p>
-      <w:pPr>
-        <w:ind w:left="2892"/>
-      </w:pPr>
+        <w:t>Student ID number</w:t>
+      </w:r>
+      <w:r>
+        <w:tab/>
+      </w:r>
       <w:r>
         <w:rPr>
           <w:rFonts w:eastAsia="Times New Roman"/>
@@ -439,13 +518,11 @@
           <w:sz w:val="28"/>
           <w:szCs w:val="28"/>
         </w:rPr>
-        <w:t>21058050</w:t>
-      </w:r>
-    </w:p>
-    <w:p>
-      <w:pPr>
-        <w:ind w:left="2892"/>
-      </w:pPr>
+        <w:t>:</w:t>
+      </w:r>
+      <w:r>
+        <w:tab/>
+      </w:r>
       <w:r>
         <w:rPr>
           <w:rFonts w:eastAsia="Times New Roman"/>
@@ -453,10 +530,20 @@
           <w:sz w:val="28"/>
           <w:szCs w:val="28"/>
         </w:rPr>
-        <w:t>20984616</w:t>
-      </w:r>
-    </w:p>
-    <w:p>
+        <w:t>29583380</w:t>
+      </w:r>
+    </w:p>
+    <w:p>
+      <w:pPr>
+        <w:ind w:left="2892"/>
+        <w:rPr>
+          <w:rFonts w:eastAsiaTheme="minorEastAsia"/>
+          <w:color w:val="000000" w:themeColor="text1"/>
+          <w:sz w:val="28"/>
+          <w:szCs w:val="28"/>
+          <w:lang w:eastAsia="zh-TW"/>
+        </w:rPr>
+      </w:pPr>
       <w:r>
         <w:rPr>
           <w:rFonts w:eastAsia="Times New Roman"/>
@@ -464,11 +551,20 @@
           <w:sz w:val="28"/>
           <w:szCs w:val="28"/>
         </w:rPr>
-        <w:t>Date of experiment</w:t>
-      </w:r>
-      <w:r>
-        <w:tab/>
-      </w:r>
+        <w:t>20703125</w:t>
+      </w:r>
+    </w:p>
+    <w:p>
+      <w:pPr>
+        <w:ind w:left="2892"/>
+        <w:rPr>
+          <w:rFonts w:eastAsiaTheme="minorEastAsia"/>
+          <w:color w:val="000000" w:themeColor="text1"/>
+          <w:sz w:val="28"/>
+          <w:szCs w:val="28"/>
+          <w:lang w:eastAsia="zh-TW"/>
+        </w:rPr>
+      </w:pPr>
       <w:r>
         <w:rPr>
           <w:rFonts w:eastAsia="Times New Roman"/>
@@ -476,11 +572,13 @@
           <w:sz w:val="28"/>
           <w:szCs w:val="28"/>
         </w:rPr>
-        <w:t>:</w:t>
-      </w:r>
-      <w:r>
-        <w:tab/>
-      </w:r>
+        <w:t>20794196</w:t>
+      </w:r>
+    </w:p>
+    <w:p>
+      <w:pPr>
+        <w:ind w:left="2892"/>
+      </w:pPr>
       <w:r>
         <w:rPr>
           <w:rFonts w:eastAsia="Times New Roman"/>
@@ -488,7 +586,7 @@
           <w:sz w:val="28"/>
           <w:szCs w:val="28"/>
         </w:rPr>
-        <w:t>2024-04-30</w:t>
+        <w:t>21352871</w:t>
       </w:r>
     </w:p>
     <w:p>
@@ -499,7 +597,7 @@
           <w:sz w:val="28"/>
           <w:szCs w:val="28"/>
         </w:rPr>
-        <w:t>Group number</w:t>
+        <w:t>Date of experiment</w:t>
       </w:r>
       <w:r>
         <w:tab/>
@@ -523,7 +621,58 @@
           <w:sz w:val="28"/>
           <w:szCs w:val="28"/>
         </w:rPr>
-        <w:t>A04</w:t>
+        <w:t>2024-04-30</w:t>
+      </w:r>
+    </w:p>
+    <w:p>
+      <w:pPr>
+        <w:rPr>
+          <w:rFonts w:eastAsiaTheme="minorEastAsia" w:hint="eastAsia"/>
+          <w:lang w:eastAsia="zh-TW"/>
+        </w:rPr>
+      </w:pPr>
+      <w:r>
+        <w:rPr>
+          <w:rFonts w:eastAsia="Times New Roman"/>
+          <w:color w:val="000000" w:themeColor="text1"/>
+          <w:sz w:val="28"/>
+          <w:szCs w:val="28"/>
+        </w:rPr>
+        <w:t>Group number</w:t>
+      </w:r>
+      <w:r>
+        <w:tab/>
+      </w:r>
+      <w:r>
+        <w:rPr>
+          <w:rFonts w:eastAsia="Times New Roman"/>
+          <w:color w:val="000000" w:themeColor="text1"/>
+          <w:sz w:val="28"/>
+          <w:szCs w:val="28"/>
+        </w:rPr>
+        <w:t>:</w:t>
+      </w:r>
+      <w:r>
+        <w:tab/>
+      </w:r>
+      <w:r>
+        <w:rPr>
+          <w:rFonts w:eastAsia="Times New Roman"/>
+          <w:color w:val="000000" w:themeColor="text1"/>
+          <w:sz w:val="28"/>
+          <w:szCs w:val="28"/>
+        </w:rPr>
+        <w:t>A</w:t>
+      </w:r>
+      <w:r>
+        <w:rPr>
+          <w:rFonts w:eastAsiaTheme="minorEastAsia" w:hint="eastAsia"/>
+          <w:color w:val="000000" w:themeColor="text1"/>
+          <w:sz w:val="28"/>
+          <w:szCs w:val="28"/>
+          <w:lang w:eastAsia="zh-TW"/>
+        </w:rPr>
+        <w:t>10</w:t>
       </w:r>
     </w:p>
     <w:p>
@@ -960,17 +1109,8 @@
           <w:rFonts w:eastAsiaTheme="minorEastAsia"/>
           <w:lang w:eastAsia="zh-HK"/>
         </w:rPr>
-        <w:t xml:space="preserve">To identify key factors that influence soil </w:t>
-      </w:r>
-      <w:proofErr w:type="gramStart"/>
-      <w:r>
-        <w:rPr>
-          <w:rFonts w:eastAsiaTheme="minorEastAsia"/>
-          <w:lang w:eastAsia="zh-HK"/>
-        </w:rPr>
-        <w:t>liquefaction</w:t>
-      </w:r>
-      <w:proofErr w:type="gramEnd"/>
+        <w:t>To identify key factors that influence soil liquefaction</w:t>
+      </w:r>
     </w:p>
     <w:p>
       <w:pPr>
@@ -1208,23 +1348,7 @@
           <w:rFonts w:eastAsiaTheme="minorEastAsia"/>
           <w:lang w:eastAsia="zh-HK"/>
         </w:rPr>
-        <w:t xml:space="preserve">repare 10kg of </w:t>
-      </w:r>
-      <w:proofErr w:type="spellStart"/>
-      <w:r>
-        <w:rPr>
-          <w:rFonts w:eastAsiaTheme="minorEastAsia"/>
-          <w:lang w:eastAsia="zh-HK"/>
-        </w:rPr>
-        <w:t>Toyoura</w:t>
-      </w:r>
-      <w:proofErr w:type="spellEnd"/>
-      <w:r>
-        <w:rPr>
-          <w:rFonts w:eastAsiaTheme="minorEastAsia"/>
-          <w:lang w:eastAsia="zh-HK"/>
-        </w:rPr>
-        <w:t xml:space="preserve"> Sand.</w:t>
+        <w:t>repare 10kg of Toyoura Sand.</w:t>
       </w:r>
     </w:p>
     <w:p>
@@ -1352,33 +1476,8 @@
           <w:rFonts w:eastAsiaTheme="minorEastAsia"/>
           <w:lang w:eastAsia="zh-HK"/>
         </w:rPr>
-        <w:t xml:space="preserve">pour 8 to 10 scoops of </w:t>
-      </w:r>
-      <w:proofErr w:type="spellStart"/>
-      <w:r>
-        <w:rPr>
-          <w:rFonts w:eastAsiaTheme="minorEastAsia"/>
-          <w:lang w:eastAsia="zh-HK"/>
-        </w:rPr>
-        <w:t>Toyoura</w:t>
-      </w:r>
-      <w:proofErr w:type="spellEnd"/>
-      <w:r>
-        <w:rPr>
-          <w:rFonts w:eastAsiaTheme="minorEastAsia"/>
-          <w:lang w:eastAsia="zh-HK"/>
-        </w:rPr>
-        <w:t xml:space="preserve"> sand into the container while adding around 500 mL into the </w:t>
-      </w:r>
-      <w:proofErr w:type="gramStart"/>
-      <w:r>
-        <w:rPr>
-          <w:rFonts w:eastAsiaTheme="minorEastAsia"/>
-          <w:lang w:eastAsia="zh-HK"/>
-        </w:rPr>
-        <w:t>container</w:t>
-      </w:r>
-      <w:proofErr w:type="gramEnd"/>
+        <w:t>pour 8 to 10 scoops of Toyoura sand into the container while adding around 500 mL into the container</w:t>
+      </w:r>
     </w:p>
     <w:p>
       <w:pPr>
@@ -1427,17 +1526,8 @@
           <w:rFonts w:eastAsiaTheme="minorEastAsia"/>
           <w:lang w:eastAsia="zh-HK"/>
         </w:rPr>
-        <w:t xml:space="preserve"> the sample is at a loose </w:t>
-      </w:r>
-      <w:proofErr w:type="gramStart"/>
-      <w:r>
-        <w:rPr>
-          <w:rFonts w:eastAsiaTheme="minorEastAsia"/>
-          <w:lang w:eastAsia="zh-HK"/>
-        </w:rPr>
-        <w:t>state</w:t>
-      </w:r>
-      <w:proofErr w:type="gramEnd"/>
+        <w:t xml:space="preserve"> the sample is at a loose state</w:t>
+      </w:r>
     </w:p>
     <w:p>
       <w:pPr>
@@ -1465,23 +1555,7 @@
           <w:rFonts w:eastAsiaTheme="minorEastAsia" w:hint="eastAsia"/>
           <w:lang w:eastAsia="zh-HK"/>
         </w:rPr>
-        <w:t xml:space="preserve">water is all </w:t>
-      </w:r>
-      <w:proofErr w:type="gramStart"/>
-      <w:r>
-        <w:rPr>
-          <w:rFonts w:eastAsiaTheme="minorEastAsia" w:hint="eastAsia"/>
-          <w:lang w:eastAsia="zh-HK"/>
-        </w:rPr>
-        <w:t>used</w:t>
-      </w:r>
-      <w:proofErr w:type="gramEnd"/>
-      <w:r>
-        <w:rPr>
-          <w:rFonts w:eastAsiaTheme="minorEastAsia" w:hint="eastAsia"/>
-          <w:lang w:eastAsia="zh-HK"/>
-        </w:rPr>
-        <w:t xml:space="preserve"> and </w:t>
+        <w:t xml:space="preserve">water is all used and </w:t>
       </w:r>
       <w:r>
         <w:rPr>
@@ -1510,23 +1584,7 @@
           <w:rFonts w:eastAsiaTheme="minorEastAsia" w:hint="eastAsia"/>
           <w:lang w:eastAsia="zh-HK"/>
         </w:rPr>
-        <w:t xml:space="preserve">Use the sand to make a flat land for test 1 and 2, or make a </w:t>
-      </w:r>
-      <w:proofErr w:type="gramStart"/>
-      <w:r>
-        <w:rPr>
-          <w:rFonts w:eastAsiaTheme="minorEastAsia" w:hint="eastAsia"/>
-          <w:lang w:eastAsia="zh-HK"/>
-        </w:rPr>
-        <w:t>20 degree</w:t>
-      </w:r>
-      <w:proofErr w:type="gramEnd"/>
-      <w:r>
-        <w:rPr>
-          <w:rFonts w:eastAsiaTheme="minorEastAsia" w:hint="eastAsia"/>
-          <w:lang w:eastAsia="zh-HK"/>
-        </w:rPr>
-        <w:t xml:space="preserve"> slope for test 3 and 4, but do not compact the sand</w:t>
+        <w:t>Use the sand to make a flat land for test 1 and 2, or make a 20 degree slope for test 3 and 4, but do not compact the sand</w:t>
       </w:r>
     </w:p>
     <w:p>
@@ -1576,17 +1634,8 @@
           <w:rFonts w:eastAsiaTheme="minorEastAsia"/>
           <w:lang w:eastAsia="zh-HK"/>
         </w:rPr>
-        <w:t xml:space="preserve">a rule to compute the average height of the soil </w:t>
-      </w:r>
-      <w:proofErr w:type="gramStart"/>
-      <w:r>
-        <w:rPr>
-          <w:rFonts w:eastAsiaTheme="minorEastAsia"/>
-          <w:lang w:eastAsia="zh-HK"/>
-        </w:rPr>
-        <w:t>sample</w:t>
-      </w:r>
-      <w:proofErr w:type="gramEnd"/>
+        <w:t>a rule to compute the average height of the soil sample</w:t>
+      </w:r>
     </w:p>
     <w:p>
       <w:pPr>
@@ -1642,17 +1691,8 @@
           <w:rFonts w:eastAsiaTheme="minorEastAsia"/>
           <w:lang w:eastAsia="zh-HK"/>
         </w:rPr>
-        <w:t xml:space="preserve">of the soil sample to compute the volume of the soil </w:t>
-      </w:r>
-      <w:proofErr w:type="gramStart"/>
-      <w:r>
-        <w:rPr>
-          <w:rFonts w:eastAsiaTheme="minorEastAsia"/>
-          <w:lang w:eastAsia="zh-HK"/>
-        </w:rPr>
-        <w:t>sample</w:t>
-      </w:r>
-      <w:proofErr w:type="gramEnd"/>
+        <w:t>of the soil sample to compute the volume of the soil sample</w:t>
+      </w:r>
     </w:p>
     <w:p>
       <w:pPr>
@@ -1775,17 +1815,8 @@
           <w:rFonts w:eastAsiaTheme="minorEastAsia"/>
           <w:lang w:eastAsia="zh-HK"/>
         </w:rPr>
-        <w:t xml:space="preserve">ix the Perspex soil container on the shaking </w:t>
-      </w:r>
-      <w:proofErr w:type="gramStart"/>
-      <w:r>
-        <w:rPr>
-          <w:rFonts w:eastAsiaTheme="minorEastAsia"/>
-          <w:lang w:eastAsia="zh-HK"/>
-        </w:rPr>
-        <w:t>table</w:t>
-      </w:r>
-      <w:proofErr w:type="gramEnd"/>
+        <w:t>ix the Perspex soil container on the shaking table</w:t>
+      </w:r>
     </w:p>
     <w:p>
       <w:pPr>
@@ -1813,17 +1844,8 @@
           <w:rFonts w:eastAsiaTheme="minorEastAsia"/>
           <w:lang w:eastAsia="zh-HK"/>
         </w:rPr>
-        <w:t xml:space="preserve">se control program from NAWS-Z30 earthquake shaking table to adjust the shaking amplitude and </w:t>
-      </w:r>
-      <w:proofErr w:type="gramStart"/>
-      <w:r>
-        <w:rPr>
-          <w:rFonts w:eastAsiaTheme="minorEastAsia"/>
-          <w:lang w:eastAsia="zh-HK"/>
-        </w:rPr>
-        <w:t>frequency</w:t>
-      </w:r>
-      <w:proofErr w:type="gramEnd"/>
+        <w:t>se control program from NAWS-Z30 earthquake shaking table to adjust the shaking amplitude and frequency</w:t>
+      </w:r>
     </w:p>
     <w:p>
       <w:pPr>
@@ -1851,17 +1873,8 @@
           <w:rFonts w:eastAsiaTheme="minorEastAsia"/>
           <w:lang w:eastAsia="zh-HK"/>
         </w:rPr>
-        <w:t xml:space="preserve">bserve and record soil and structure behaviours during the </w:t>
-      </w:r>
-      <w:proofErr w:type="gramStart"/>
-      <w:r>
-        <w:rPr>
-          <w:rFonts w:eastAsiaTheme="minorEastAsia"/>
-          <w:lang w:eastAsia="zh-HK"/>
-        </w:rPr>
-        <w:t>simulation</w:t>
-      </w:r>
-      <w:proofErr w:type="gramEnd"/>
+        <w:t>bserve and record soil and structure behaviours during the simulation</w:t>
+      </w:r>
     </w:p>
     <w:p>
       <w:pPr>
@@ -1889,22 +1902,13 @@
           <w:rFonts w:eastAsiaTheme="minorEastAsia"/>
           <w:lang w:eastAsia="zh-HK"/>
         </w:rPr>
-        <w:t xml:space="preserve">oosen the Perspex soil container and clean it after the shaking </w:t>
-      </w:r>
-      <w:proofErr w:type="gramStart"/>
-      <w:r>
-        <w:rPr>
-          <w:rFonts w:eastAsiaTheme="minorEastAsia"/>
-          <w:lang w:eastAsia="zh-HK"/>
-        </w:rPr>
-        <w:t>test</w:t>
-      </w:r>
-      <w:proofErr w:type="gramEnd"/>
-    </w:p>
-    <w:p>
-      <w:pPr>
-        <w:rPr>
-          <w:rFonts w:eastAsiaTheme="minorEastAsia" w:hint="eastAsia"/>
+        <w:t>oosen the Perspex soil container and clean it after the shaking test</w:t>
+      </w:r>
+    </w:p>
+    <w:p>
+      <w:pPr>
+        <w:rPr>
+          <w:rFonts w:eastAsiaTheme="minorEastAsia"/>
           <w:lang w:eastAsia="zh-TW"/>
         </w:rPr>
       </w:pPr>
@@ -2213,17 +2217,8 @@
                 <w:rFonts w:eastAsiaTheme="minorEastAsia"/>
                 <w:lang w:eastAsia="zh-HK"/>
               </w:rPr>
-              <w:t xml:space="preserve">Unit </w:t>
-            </w:r>
-            <w:proofErr w:type="gramStart"/>
-            <w:r>
-              <w:rPr>
-                <w:rFonts w:eastAsiaTheme="minorEastAsia"/>
-                <w:lang w:eastAsia="zh-HK"/>
-              </w:rPr>
-              <w:t>[ ]</w:t>
-            </w:r>
-            <w:proofErr w:type="gramEnd"/>
+              <w:t>Unit [ ]</w:t>
+            </w:r>
           </w:p>
         </w:tc>
       </w:tr>
@@ -2624,7 +2619,7 @@
     <w:p>
       <w:pPr>
         <w:rPr>
-          <w:rFonts w:eastAsiaTheme="minorEastAsia" w:hint="eastAsia"/>
+          <w:rFonts w:eastAsiaTheme="minorEastAsia"/>
           <w:i/>
           <w:sz w:val="20"/>
           <w:szCs w:val="20"/>
@@ -4161,17 +4156,8 @@
           <w:rFonts w:eastAsiaTheme="minorEastAsia" w:hint="eastAsia"/>
           <w:lang w:eastAsia="zh-HK"/>
         </w:rPr>
-        <w:t xml:space="preserve">Group number: </w:t>
-      </w:r>
-      <w:proofErr w:type="gramStart"/>
-      <w:r>
-        <w:rPr>
-          <w:rFonts w:eastAsiaTheme="minorEastAsia" w:hint="eastAsia"/>
-          <w:lang w:eastAsia="zh-HK"/>
-        </w:rPr>
-        <w:t>A04</w:t>
-      </w:r>
-      <w:proofErr w:type="gramEnd"/>
+        <w:t>Group number: A04</w:t>
+      </w:r>
     </w:p>
     <w:p>
       <w:pPr>
@@ -4201,7 +4187,7 @@
           <w:noProof/>
         </w:rPr>
         <w:drawing>
-          <wp:inline distT="0" distB="0" distL="0" distR="0" wp14:anchorId="0726E2EC" wp14:editId="5232CDD3">
+          <wp:inline distT="0" distB="0" distL="0" distR="0" wp14:anchorId="0726E2EC" wp14:editId="602862D7">
             <wp:extent cx="2905124" cy="1880355"/>
             <wp:effectExtent l="0" t="0" r="0" b="0"/>
             <wp:docPr id="1612180482" name="Picture 1612180482"/>
@@ -4512,60 +4498,28 @@
           <w:rFonts w:eastAsiaTheme="minorEastAsia"/>
           <w:lang w:val="en-US" w:eastAsia="zh-TW"/>
         </w:rPr>
-        <w:t xml:space="preserve">Soil liquefaction </w:t>
-      </w:r>
-      <w:proofErr w:type="gramStart"/>
+        <w:t>Soil liquefaction has occurred during shaking</w:t>
+      </w:r>
       <w:r>
         <w:rPr>
           <w:rFonts w:eastAsiaTheme="minorEastAsia"/>
           <w:lang w:val="en-US" w:eastAsia="zh-TW"/>
         </w:rPr>
-        <w:t>has occurred</w:t>
-      </w:r>
-      <w:proofErr w:type="gramEnd"/>
+        <w:t xml:space="preserve"> as water starts leaking out on the surface of the soil</w:t>
+      </w:r>
       <w:r>
         <w:rPr>
           <w:rFonts w:eastAsiaTheme="minorEastAsia"/>
           <w:lang w:val="en-US" w:eastAsia="zh-TW"/>
         </w:rPr>
-        <w:t xml:space="preserve"> during shaking</w:t>
+        <w:t xml:space="preserve">. </w:t>
       </w:r>
       <w:r>
         <w:rPr>
           <w:rFonts w:eastAsiaTheme="minorEastAsia"/>
           <w:lang w:val="en-US" w:eastAsia="zh-TW"/>
         </w:rPr>
-        <w:t xml:space="preserve"> as water starts leaking out on the surface of the soil</w:t>
-      </w:r>
-      <w:r>
-        <w:rPr>
-          <w:rFonts w:eastAsiaTheme="minorEastAsia"/>
-          <w:lang w:val="en-US" w:eastAsia="zh-TW"/>
-        </w:rPr>
-        <w:t xml:space="preserve">. </w:t>
-      </w:r>
-      <w:r>
-        <w:rPr>
-          <w:rFonts w:eastAsiaTheme="minorEastAsia"/>
-          <w:lang w:val="en-US" w:eastAsia="zh-TW"/>
-        </w:rPr>
-        <w:t xml:space="preserve">Large </w:t>
-      </w:r>
-      <w:proofErr w:type="gramStart"/>
-      <w:r>
-        <w:rPr>
-          <w:rFonts w:eastAsiaTheme="minorEastAsia"/>
-          <w:lang w:val="en-US" w:eastAsia="zh-TW"/>
-        </w:rPr>
-        <w:t>amount</w:t>
-      </w:r>
-      <w:proofErr w:type="gramEnd"/>
-      <w:r>
-        <w:rPr>
-          <w:rFonts w:eastAsiaTheme="minorEastAsia"/>
-          <w:lang w:val="en-US" w:eastAsia="zh-TW"/>
-        </w:rPr>
-        <w:t xml:space="preserve"> of </w:t>
+        <w:t xml:space="preserve">Large amount of </w:t>
       </w:r>
       <w:r>
         <w:rPr>
@@ -4676,39 +4630,7 @@
           <w:rFonts w:eastAsiaTheme="minorEastAsia"/>
           <w:lang w:val="en-US" w:eastAsia="zh-TW"/>
         </w:rPr>
-        <w:t xml:space="preserve">A low level of sand water at the bottom of the slope can be observed and this might indicate the occurrence of soil liquefaction during shaking. The slope seemed to progressively fail. But the deformation was so subtle that it is hard to observe. Also, there were </w:t>
-      </w:r>
-      <w:proofErr w:type="gramStart"/>
-      <w:r>
-        <w:rPr>
-          <w:rFonts w:eastAsiaTheme="minorEastAsia"/>
-          <w:lang w:val="en-US" w:eastAsia="zh-TW"/>
-        </w:rPr>
-        <w:t>few</w:t>
-      </w:r>
-      <w:proofErr w:type="gramEnd"/>
-      <w:r>
-        <w:rPr>
-          <w:rFonts w:eastAsiaTheme="minorEastAsia"/>
-          <w:lang w:val="en-US" w:eastAsia="zh-TW"/>
-        </w:rPr>
-        <w:t xml:space="preserve"> water bubbles can be seen. Moreover, the pile foundation did not seem to tilt and fail. To conclude, it was difficult to determine whether the slope </w:t>
-      </w:r>
-      <w:proofErr w:type="gramStart"/>
-      <w:r>
-        <w:rPr>
-          <w:rFonts w:eastAsiaTheme="minorEastAsia"/>
-          <w:lang w:val="en-US" w:eastAsia="zh-TW"/>
-        </w:rPr>
-        <w:t>has</w:t>
-      </w:r>
-      <w:proofErr w:type="gramEnd"/>
-      <w:r>
-        <w:rPr>
-          <w:rFonts w:eastAsiaTheme="minorEastAsia"/>
-          <w:lang w:val="en-US" w:eastAsia="zh-TW"/>
-        </w:rPr>
-        <w:t xml:space="preserve"> undergone sand boiling.</w:t>
+        <w:t>A low level of sand water at the bottom of the slope can be observed and this might indicate the occurrence of soil liquefaction during shaking. The slope seemed to progressively fail. But the deformation was so subtle that it is hard to observe. Also, there were few water bubbles can be seen. Moreover, the pile foundation did not seem to tilt and fail. To conclude, it was difficult to determine whether the slope has undergone sand boiling.</w:t>
       </w:r>
     </w:p>
     <w:p>
@@ -4823,53 +4745,21 @@
           <w:rFonts w:eastAsiaTheme="minorEastAsia"/>
           <w:lang w:val="en-US" w:eastAsia="zh-TW"/>
         </w:rPr>
-        <w:t xml:space="preserve">deeper water level </w:t>
-      </w:r>
-      <w:proofErr w:type="gramStart"/>
+        <w:t>deeper water level in the bottom of slope</w:t>
+      </w:r>
       <w:r>
         <w:rPr>
           <w:rFonts w:eastAsiaTheme="minorEastAsia"/>
           <w:lang w:val="en-US" w:eastAsia="zh-TW"/>
         </w:rPr>
-        <w:t>in</w:t>
-      </w:r>
-      <w:proofErr w:type="gramEnd"/>
+        <w:t xml:space="preserve">. </w:t>
+      </w:r>
       <w:r>
         <w:rPr>
           <w:rFonts w:eastAsiaTheme="minorEastAsia"/>
           <w:lang w:val="en-US" w:eastAsia="zh-TW"/>
         </w:rPr>
-        <w:t xml:space="preserve"> the bottom of slope</w:t>
-      </w:r>
-      <w:r>
-        <w:rPr>
-          <w:rFonts w:eastAsiaTheme="minorEastAsia"/>
-          <w:lang w:val="en-US" w:eastAsia="zh-TW"/>
-        </w:rPr>
-        <w:t xml:space="preserve">. </w:t>
-      </w:r>
-      <w:r>
-        <w:rPr>
-          <w:rFonts w:eastAsiaTheme="minorEastAsia"/>
-          <w:lang w:val="en-US" w:eastAsia="zh-TW"/>
-        </w:rPr>
-        <w:t xml:space="preserve">Also, the slope fell at a faster rate than the sample in Test 3. The pile foundation did not seem to tilt and fail as Test 3 did. There were also some water </w:t>
-      </w:r>
-      <w:proofErr w:type="gramStart"/>
-      <w:r>
-        <w:rPr>
-          <w:rFonts w:eastAsiaTheme="minorEastAsia"/>
-          <w:lang w:val="en-US" w:eastAsia="zh-TW"/>
-        </w:rPr>
-        <w:t>bubbles</w:t>
-      </w:r>
-      <w:proofErr w:type="gramEnd"/>
-      <w:r>
-        <w:rPr>
-          <w:rFonts w:eastAsiaTheme="minorEastAsia"/>
-          <w:lang w:val="en-US" w:eastAsia="zh-TW"/>
-        </w:rPr>
-        <w:t xml:space="preserve"> can be observed, that might also indicate the occurrence of sand boiling as Test 3 did.</w:t>
+        <w:t>Also, the slope fell at a faster rate than the sample in Test 3. The pile foundation did not seem to tilt and fail as Test 3 did. There were also some water bubbles can be observed, that might also indicate the occurrence of sand boiling as Test 3 did.</w:t>
       </w:r>
     </w:p>
     <w:p/>
@@ -7315,7 +7205,7 @@
         <w:ind w:leftChars="0" w:left="360"/>
         <w:jc w:val="both"/>
         <w:rPr>
-          <w:rFonts w:eastAsiaTheme="minorEastAsia" w:hint="eastAsia"/>
+          <w:rFonts w:eastAsiaTheme="minorEastAsia"/>
           <w:lang w:eastAsia="zh-TW"/>
         </w:rPr>
       </w:pPr>
@@ -7355,7 +7245,7 @@
         <w:ind w:leftChars="0" w:left="360"/>
         <w:jc w:val="both"/>
         <w:rPr>
-          <w:rFonts w:eastAsiaTheme="minorEastAsia" w:hint="eastAsia"/>
+          <w:rFonts w:eastAsiaTheme="minorEastAsia"/>
           <w:lang w:eastAsia="zh-TW"/>
         </w:rPr>
       </w:pPr>
@@ -8511,7 +8401,6 @@
   <w:style w:type="character" w:default="1" w:styleId="DefaultParagraphFont">
     <w:name w:val="Default Paragraph Font"/>
     <w:uiPriority w:val="1"/>
-    <w:semiHidden/>
     <w:unhideWhenUsed/>
   </w:style>
   <w:style w:type="table" w:default="1" w:styleId="TableNormal">
@@ -9069,6 +8958,7 @@
   </w:compat>
   <w:rsids>
     <w:rsidRoot w:val="004C6B5E"/>
+    <w:rsid w:val="000C1764"/>
     <w:rsid w:val="000C3120"/>
     <w:rsid w:val="000D00E5"/>
     <w:rsid w:val="001527AD"/>
@@ -9086,6 +8976,7 @@
     <w:rsid w:val="00C06C8A"/>
     <w:rsid w:val="00C55975"/>
     <w:rsid w:val="00C9380A"/>
+    <w:rsid w:val="00CA33B5"/>
     <w:rsid w:val="00D707E6"/>
     <w:rsid w:val="00FB73BB"/>
   </w:rsids>
@@ -9830,23 +9721,6 @@
 </file>
 
 <file path=customXml/item1.xml><?xml version="1.0" encoding="utf-8"?>
-<?mso-contentType ?>
-<FormTemplates xmlns="http://schemas.microsoft.com/sharepoint/v3/contenttype/forms">
-  <Display>DocumentLibraryForm</Display>
-  <Edit>DocumentLibraryForm</Edit>
-  <New>DocumentLibraryForm</New>
-</FormTemplates>
-</file>
-
-<file path=customXml/item2.xml><?xml version="1.0" encoding="utf-8"?>
-<s:customData xmlns="http://www.wps.cn/officeDocument/2013/wpsCustomData" xmlns:s="http://www.wps.cn/officeDocument/2013/wpsCustomData">
-  <customSectProps>
-    <customSectPr/>
-  </customSectProps>
-</s:customData>
-</file>
-
-<file path=customXml/item3.xml><?xml version="1.0" encoding="utf-8"?>
 <ct:contentTypeSchema xmlns:ct="http://schemas.microsoft.com/office/2006/metadata/contentType" xmlns:ma="http://schemas.microsoft.com/office/2006/metadata/properties/metaAttributes" ct:_="" ma:_="" ma:contentTypeName="Document" ma:contentTypeID="0x0101002A6A6DE79B0F3E48B6CAF5DA8AA8BC77" ma:contentTypeVersion="5" ma:contentTypeDescription="Create a new document." ma:contentTypeScope="" ma:versionID="f2550109a2c781cb347aee738c0049a7">
   <xsd:schema xmlns:xsd="http://www.w3.org/2001/XMLSchema" xmlns:xs="http://www.w3.org/2001/XMLSchema" xmlns:p="http://schemas.microsoft.com/office/2006/metadata/properties" xmlns:ns3="7fc95282-baa8-4bf3-95ba-58c1f413b4bf" targetNamespace="http://schemas.microsoft.com/office/2006/metadata/properties" ma:root="true" ma:fieldsID="57a3931784843e5705a5b80a7bec4c44" ns3:_="">
     <xsd:import namespace="7fc95282-baa8-4bf3-95ba-58c1f413b4bf"/>
@@ -9996,6 +9870,23 @@
 </ct:contentTypeSchema>
 </file>
 
+<file path=customXml/item2.xml><?xml version="1.0" encoding="utf-8"?>
+<s:customData xmlns="http://www.wps.cn/officeDocument/2013/wpsCustomData" xmlns:s="http://www.wps.cn/officeDocument/2013/wpsCustomData">
+  <customSectProps>
+    <customSectPr/>
+  </customSectProps>
+</s:customData>
+</file>
+
+<file path=customXml/item3.xml><?xml version="1.0" encoding="utf-8"?>
+<?mso-contentType ?>
+<FormTemplates xmlns="http://schemas.microsoft.com/sharepoint/v3/contenttype/forms">
+  <Display>DocumentLibraryForm</Display>
+  <Edit>DocumentLibraryForm</Edit>
+  <New>DocumentLibraryForm</New>
+</FormTemplates>
+</file>
+
 <file path=customXml/item4.xml><?xml version="1.0" encoding="utf-8"?>
 <p:properties xmlns:p="http://schemas.microsoft.com/office/2006/metadata/properties" xmlns:xsi="http://www.w3.org/2001/XMLSchema-instance" xmlns:pc="http://schemas.microsoft.com/office/infopath/2007/PartnerControls">
   <documentManagement/>
@@ -10003,31 +9894,13 @@
 </file>
 
 <file path=customXml/itemProps1.xml><?xml version="1.0" encoding="utf-8"?>
-<ds:datastoreItem xmlns:ds="http://schemas.openxmlformats.org/officeDocument/2006/customXml" ds:itemID="{38FD3371-47BD-4D43-937F-4DD934FE26E1}">
-  <ds:schemaRefs>
-    <ds:schemaRef ds:uri="http://schemas.microsoft.com/sharepoint/v3/contenttype/forms"/>
-  </ds:schemaRefs>
-</ds:datastoreItem>
-</file>
-
-<file path=customXml/itemProps2.xml><?xml version="1.0" encoding="utf-8"?>
-<ds:datastoreItem xmlns:ds="http://schemas.openxmlformats.org/officeDocument/2006/customXml" ds:itemID="{B1977F7D-205B-4081-913C-38D41E755F92}">
-  <ds:schemaRefs>
-    <ds:schemaRef ds:uri="http://www.wps.cn/officeDocument/2013/wpsCustomData"/>
-    <ds:schemaRef ds:uri="http://www.w3.org/2000/xmlns/"/>
-  </ds:schemaRefs>
-</ds:datastoreItem>
-</file>
-
-<file path=customXml/itemProps3.xml><?xml version="1.0" encoding="utf-8"?>
 <ds:datastoreItem xmlns:ds="http://schemas.openxmlformats.org/officeDocument/2006/customXml" ds:itemID="{0901D300-F124-46F8-8296-877516377DDA}">
   <ds:schemaRefs>
     <ds:schemaRef ds:uri="http://schemas.microsoft.com/office/2006/metadata/contentType"/>
     <ds:schemaRef ds:uri="http://schemas.microsoft.com/office/2006/metadata/properties/metaAttributes"/>
-    <ds:schemaRef ds:uri="http://www.w3.org/2000/xmlns/"/>
     <ds:schemaRef ds:uri="http://www.w3.org/2001/XMLSchema"/>
+    <ds:schemaRef ds:uri="http://schemas.microsoft.com/office/2006/metadata/properties"/>
     <ds:schemaRef ds:uri="7fc95282-baa8-4bf3-95ba-58c1f413b4bf"/>
-    <ds:schemaRef ds:uri="http://schemas.microsoft.com/office/2006/metadata/properties"/>
     <ds:schemaRef ds:uri="http://schemas.microsoft.com/office/2006/documentManagement/types"/>
     <ds:schemaRef ds:uri="http://schemas.microsoft.com/office/infopath/2007/PartnerControls"/>
     <ds:schemaRef ds:uri="http://schemas.openxmlformats.org/package/2006/metadata/core-properties"/>
@@ -10038,11 +9911,26 @@
 </ds:datastoreItem>
 </file>
 
+<file path=customXml/itemProps2.xml><?xml version="1.0" encoding="utf-8"?>
+<ds:datastoreItem xmlns:ds="http://schemas.openxmlformats.org/officeDocument/2006/customXml" ds:itemID="{B1977F7D-205B-4081-913C-38D41E755F92}">
+  <ds:schemaRefs>
+    <ds:schemaRef ds:uri="http://www.wps.cn/officeDocument/2013/wpsCustomData"/>
+  </ds:schemaRefs>
+</ds:datastoreItem>
+</file>
+
+<file path=customXml/itemProps3.xml><?xml version="1.0" encoding="utf-8"?>
+<ds:datastoreItem xmlns:ds="http://schemas.openxmlformats.org/officeDocument/2006/customXml" ds:itemID="{38FD3371-47BD-4D43-937F-4DD934FE26E1}">
+  <ds:schemaRefs>
+    <ds:schemaRef ds:uri="http://schemas.microsoft.com/sharepoint/v3/contenttype/forms"/>
+  </ds:schemaRefs>
+</ds:datastoreItem>
+</file>
+
 <file path=customXml/itemProps4.xml><?xml version="1.0" encoding="utf-8"?>
 <ds:datastoreItem xmlns:ds="http://schemas.openxmlformats.org/officeDocument/2006/customXml" ds:itemID="{DD390D8A-E175-414A-82EC-3FD3598A1A66}">
   <ds:schemaRefs>
     <ds:schemaRef ds:uri="http://schemas.microsoft.com/office/2006/metadata/properties"/>
-    <ds:schemaRef ds:uri="http://www.w3.org/2000/xmlns/"/>
     <ds:schemaRef ds:uri="http://schemas.microsoft.com/office/infopath/2007/PartnerControls"/>
   </ds:schemaRefs>
 </ds:datastoreItem>
